--- a/05-content/articles/nalogovaya-nagruzka/statya-3-nalogovaya-nagruzka.docx
+++ b/05-content/articles/nalogovaya-nagruzka/statya-3-nalogovaya-nagruzka.docx
@@ -128,7 +128,7 @@
         </w:rPr>
         <w:t xml:space="preserve">Дорабатываем статью: </w:t>
       </w:r>
-      <w:hyperlink w:history="1" r:id="rId0vksg7potvkojytlgd3_s">
+      <w:hyperlink w:history="1" r:id="rIdjrgs_tuqo-v6et-8ay9mb">
         <w:r>
           <w:rPr>
             <w:rFonts w:ascii="Arial" w:cs="Arial" w:eastAsia="Arial" w:hAnsi="Arial"/>
@@ -387,8 +387,70 @@
           <w:sz w:val="18"/>
           <w:szCs w:val="18"/>
         </w:rPr>
-        <w:t xml:space="preserve">Источник: Информация ФНС России от 05.05.2026 (приложение № 3 к приказу ФНС от 30.05.2007 № ММ-3-06/333@); Федеральный закон от 28.11.2025 № 425-ФЗ</w:t>
-      </w:r>
+        <w:t xml:space="preserve">Источник: </w:t>
+      </w:r>
+      <w:hyperlink w:history="1" r:id="rIdmmqsmw7munij9clnzrc3d">
+        <w:r>
+          <w:rPr>
+            <w:rFonts w:ascii="Arial" w:cs="Arial" w:eastAsia="Arial" w:hAnsi="Arial"/>
+            <w:color w:val="0563C1"/>
+            <w:sz w:val="18"/>
+            <w:szCs w:val="18"/>
+            <w:u w:val="single"/>
+          </w:rPr>
+          <w:t xml:space="preserve">Информация ФНС России от 05.05.2026</w:t>
+        </w:r>
+      </w:hyperlink>
+      <w:r>
+        <w:rPr>
+          <w:rFonts w:ascii="Arial" w:cs="Arial" w:eastAsia="Arial" w:hAnsi="Arial"/>
+          <w:b w:val="false"/>
+          <w:bCs w:val="false"/>
+          <w:i/>
+          <w:iCs/>
+          <w:color w:val="666666"/>
+          <w:sz w:val="18"/>
+          <w:szCs w:val="18"/>
+        </w:rPr>
+        <w:t xml:space="preserve"> (приложение № 3 к </w:t>
+      </w:r>
+      <w:hyperlink w:history="1" r:id="rIdy__74nlu3vlyt8ttv4jr1">
+        <w:r>
+          <w:rPr>
+            <w:rFonts w:ascii="Arial" w:cs="Arial" w:eastAsia="Arial" w:hAnsi="Arial"/>
+            <w:color w:val="0563C1"/>
+            <w:sz w:val="18"/>
+            <w:szCs w:val="18"/>
+            <w:u w:val="single"/>
+          </w:rPr>
+          <w:t xml:space="preserve">приказу ФНС от 30.05.2007 № ММ-3-06/333@</w:t>
+        </w:r>
+      </w:hyperlink>
+      <w:r>
+        <w:rPr>
+          <w:rFonts w:ascii="Arial" w:cs="Arial" w:eastAsia="Arial" w:hAnsi="Arial"/>
+          <w:b w:val="false"/>
+          <w:bCs w:val="false"/>
+          <w:i/>
+          <w:iCs/>
+          <w:color w:val="666666"/>
+          <w:sz w:val="18"/>
+          <w:szCs w:val="18"/>
+        </w:rPr>
+        <w:t xml:space="preserve">); </w:t>
+      </w:r>
+      <w:hyperlink w:history="1" r:id="rIdoba3ybrzw1gzwdck5rftd">
+        <w:r>
+          <w:rPr>
+            <w:rFonts w:ascii="Arial" w:cs="Arial" w:eastAsia="Arial" w:hAnsi="Arial"/>
+            <w:color w:val="0563C1"/>
+            <w:sz w:val="18"/>
+            <w:szCs w:val="18"/>
+            <w:u w:val="single"/>
+          </w:rPr>
+          <w:t xml:space="preserve">Федеральный закон от 28.11.2025 № 425-ФЗ</w:t>
+        </w:r>
+      </w:hyperlink>
     </w:p>
     <w:p>
       <w:pPr>
@@ -2345,7 +2407,57 @@
           <w:sz w:val="18"/>
           <w:szCs w:val="18"/>
         </w:rPr>
-        <w:t xml:space="preserve">Источник: Информация ФНС России от 05.05.2026, приложение № 3 к приказу ФНС России от 30.05.2007 № ММ-3-06/333@. Цифры сняты с таблицы первоисточника 27.10.2026</w:t>
+        <w:t xml:space="preserve">Источник: </w:t>
+      </w:r>
+      <w:hyperlink w:history="1" r:id="rIdydjqpvtg1zytibjvs3fe4">
+        <w:r>
+          <w:rPr>
+            <w:rFonts w:ascii="Arial" w:cs="Arial" w:eastAsia="Arial" w:hAnsi="Arial"/>
+            <w:color w:val="0563C1"/>
+            <w:sz w:val="18"/>
+            <w:szCs w:val="18"/>
+            <w:u w:val="single"/>
+          </w:rPr>
+          <w:t xml:space="preserve">Информация ФНС России от 05.05.2026</w:t>
+        </w:r>
+      </w:hyperlink>
+      <w:r>
+        <w:rPr>
+          <w:rFonts w:ascii="Arial" w:cs="Arial" w:eastAsia="Arial" w:hAnsi="Arial"/>
+          <w:b w:val="false"/>
+          <w:bCs w:val="false"/>
+          <w:i/>
+          <w:iCs/>
+          <w:color w:val="666666"/>
+          <w:sz w:val="18"/>
+          <w:szCs w:val="18"/>
+        </w:rPr>
+        <w:t xml:space="preserve">, приложение № 3 к </w:t>
+      </w:r>
+      <w:hyperlink w:history="1" r:id="rIducocke9oenxh5ost3q1-j">
+        <w:r>
+          <w:rPr>
+            <w:rFonts w:ascii="Arial" w:cs="Arial" w:eastAsia="Arial" w:hAnsi="Arial"/>
+            <w:color w:val="0563C1"/>
+            <w:sz w:val="18"/>
+            <w:szCs w:val="18"/>
+            <w:u w:val="single"/>
+          </w:rPr>
+          <w:t xml:space="preserve">приказу ФНС России от 30.05.2007 № ММ-3-06/333@</w:t>
+        </w:r>
+      </w:hyperlink>
+      <w:r>
+        <w:rPr>
+          <w:rFonts w:ascii="Arial" w:cs="Arial" w:eastAsia="Arial" w:hAnsi="Arial"/>
+          <w:b w:val="false"/>
+          <w:bCs w:val="false"/>
+          <w:i/>
+          <w:iCs/>
+          <w:color w:val="666666"/>
+          <w:sz w:val="18"/>
+          <w:szCs w:val="18"/>
+        </w:rPr>
+        <w:t xml:space="preserve">. Цифры сняты с таблицы первоисточника 27.10.2026</w:t>
       </w:r>
     </w:p>
     <w:p>
@@ -2507,19 +2619,19 @@
           <w:sz w:val="22"/>
           <w:szCs w:val="22"/>
         </w:rPr>
-        <w:t xml:space="preserve">Порог освобождения от НДС на упрощёнке снижается:</w:t>
-      </w:r>
-      <w:r>
-        <w:rPr>
-          <w:rFonts w:ascii="Times New Roman" w:cs="Times New Roman" w:eastAsia="Times New Roman" w:hAnsi="Times New Roman"/>
-          <w:b w:val="false"/>
-          <w:bCs w:val="false"/>
-          <w:i w:val="false"/>
-          <w:iCs w:val="false"/>
-          <w:sz w:val="22"/>
-          <w:szCs w:val="22"/>
-        </w:rPr>
-        <w:t xml:space="preserve"> 20 млн рублей в 2026 году, 15 млн в 2027-м, 10 млн с 2028-го. Компании, которые раньше НДС не платили, становятся плательщиками.</w:t>
+        <w:t xml:space="preserve">Порог освобождения от НДС на упрощёнке снижается.</w:t>
+      </w:r>
+      <w:r>
+        <w:rPr>
+          <w:rFonts w:ascii="Times New Roman" w:cs="Times New Roman" w:eastAsia="Times New Roman" w:hAnsi="Times New Roman"/>
+          <w:b w:val="false"/>
+          <w:bCs w:val="false"/>
+          <w:i w:val="false"/>
+          <w:iCs w:val="false"/>
+          <w:sz w:val="22"/>
+          <w:szCs w:val="22"/>
+        </w:rPr>
+        <w:t xml:space="preserve"> Он считается по доходам за предыдущий год: чтобы не платить НДС в 2026 году, доходы за 2025-й должны быть не больше 20 млн рублей. Дальше порог опускается до 15 млн, затем до 10 млн. Компании, которые раньше НДС не платили, становятся плательщиками.</w:t>
       </w:r>
     </w:p>
     <w:p>
@@ -2644,278 +2756,20 @@
           <w:sz w:val="18"/>
           <w:szCs w:val="18"/>
         </w:rPr>
-        <w:t xml:space="preserve">Источник: Федеральный закон от 28.11.2025 № 425-ФЗ. Проверено 27.10.2026</w:t>
-      </w:r>
-    </w:p>
-    <w:p>
-      <w:pPr>
-        <w:spacing w:after="120" w:before="300"/>
-      </w:pPr>
-      <w:r>
-        <w:rPr>
-          <w:rFonts w:ascii="Arial" w:cs="Arial" w:eastAsia="Arial" w:hAnsi="Arial"/>
-          <w:b/>
-          <w:bCs/>
-          <w:color w:val="1F3864"/>
-          <w:sz w:val="26"/>
-          <w:szCs w:val="26"/>
-        </w:rPr>
-        <w:t xml:space="preserve">Кто и зачем следит за уровнем налоговой нагрузки</w:t>
-      </w:r>
-    </w:p>
-    <w:p>
-      <w:pPr>
-        <w:shd w:fill="D9EAD3" w:color="auto" w:val="clear"/>
-        <w:spacing w:after="40" w:before="160"/>
-      </w:pPr>
-      <w:r>
-        <w:rPr>
-          <w:rFonts w:ascii="Arial" w:cs="Arial" w:eastAsia="Arial" w:hAnsi="Arial"/>
-          <w:b/>
-          <w:bCs/>
-          <w:color w:val="444444"/>
-          <w:sz w:val="16"/>
-          <w:szCs w:val="16"/>
-        </w:rPr>
-        <w:t xml:space="preserve">▌ДОБАВЛЕНО ПО ТЗ</w:t>
-      </w:r>
-    </w:p>
-    <w:p>
-      <w:pPr>
-        <w:shd w:fill="D9EAD3" w:color="auto" w:val="clear"/>
-        <w:spacing w:after="140" w:line="300"/>
-      </w:pPr>
-      <w:r>
-        <w:rPr>
-          <w:rFonts w:ascii="Times New Roman" w:cs="Times New Roman" w:eastAsia="Times New Roman" w:hAnsi="Times New Roman"/>
-          <w:b/>
-          <w:bCs/>
-          <w:i w:val="false"/>
-          <w:iCs w:val="false"/>
-          <w:sz w:val="22"/>
-          <w:szCs w:val="22"/>
-        </w:rPr>
-        <w:t xml:space="preserve">Налоговая служба.</w:t>
-      </w:r>
-      <w:r>
-        <w:rPr>
-          <w:rFonts w:ascii="Times New Roman" w:cs="Times New Roman" w:eastAsia="Times New Roman" w:hAnsi="Times New Roman"/>
-          <w:b w:val="false"/>
-          <w:bCs w:val="false"/>
-          <w:i w:val="false"/>
-          <w:iCs w:val="false"/>
-          <w:sz w:val="22"/>
-          <w:szCs w:val="22"/>
-        </w:rPr>
-        <w:t xml:space="preserve"> Для неё налоговая нагрузка — основной индикатор налоговой дисциплины. Инспекция сравнивает показатель компании со среднеотраслевым по её виду деятельности и использует отклонение как один из критериев отбора на выездную проверку.</w:t>
-      </w:r>
-    </w:p>
-    <w:p>
-      <w:pPr>
-        <w:shd w:fill="D9EAD3" w:color="auto" w:val="clear"/>
-        <w:spacing w:after="140" w:line="300"/>
-      </w:pPr>
-      <w:r>
-        <w:rPr>
-          <w:rFonts w:ascii="Times New Roman" w:cs="Times New Roman" w:eastAsia="Times New Roman" w:hAnsi="Times New Roman"/>
-          <w:b/>
-          <w:bCs/>
-          <w:i w:val="false"/>
-          <w:iCs w:val="false"/>
-          <w:sz w:val="22"/>
-          <w:szCs w:val="22"/>
-        </w:rPr>
-        <w:t xml:space="preserve">Сам бизнес.</w:t>
-      </w:r>
-      <w:r>
-        <w:rPr>
-          <w:rFonts w:ascii="Times New Roman" w:cs="Times New Roman" w:eastAsia="Times New Roman" w:hAnsi="Times New Roman"/>
-          <w:b w:val="false"/>
-          <w:bCs w:val="false"/>
-          <w:i w:val="false"/>
-          <w:iCs w:val="false"/>
-          <w:sz w:val="22"/>
-          <w:szCs w:val="22"/>
-        </w:rPr>
-        <w:t xml:space="preserve"> Показатель нужен не только для спокойствия: он показывает, насколько эффективно выбран налоговый режим. Нагрузка заметно выше отраслевой — возможно, компания переплачивает и режим подобран неудачно. Заметно ниже — есть риск вопросов.</w:t>
-      </w:r>
-    </w:p>
-    <w:p>
-      <w:pPr>
-        <w:shd w:fill="D9EAD3" w:color="auto" w:val="clear"/>
-        <w:spacing w:after="140" w:line="300"/>
-      </w:pPr>
-      <w:r>
-        <w:rPr>
-          <w:rFonts w:ascii="Times New Roman" w:cs="Times New Roman" w:eastAsia="Times New Roman" w:hAnsi="Times New Roman"/>
-          <w:b/>
-          <w:bCs/>
-          <w:i w:val="false"/>
-          <w:iCs w:val="false"/>
-          <w:sz w:val="22"/>
-          <w:szCs w:val="22"/>
-        </w:rPr>
-        <w:t xml:space="preserve">Банки.</w:t>
-      </w:r>
-      <w:r>
-        <w:rPr>
-          <w:rFonts w:ascii="Times New Roman" w:cs="Times New Roman" w:eastAsia="Times New Roman" w:hAnsi="Times New Roman"/>
-          <w:b w:val="false"/>
-          <w:bCs w:val="false"/>
-          <w:i w:val="false"/>
-          <w:iCs w:val="false"/>
-          <w:sz w:val="22"/>
-          <w:szCs w:val="22"/>
-        </w:rPr>
-        <w:t xml:space="preserve"> Они смотрят не на налоговую нагрузку в понимании ФНС, а на операции по счёту — об этом ниже отдельно.</w:t>
-      </w:r>
-    </w:p>
-    <w:p>
-      <w:pPr>
-        <w:shd w:fill="D9EAD3" w:color="auto" w:val="clear"/>
-        <w:spacing w:after="140" w:line="300"/>
-      </w:pPr>
-      <w:r>
-        <w:rPr>
-          <w:rFonts w:ascii="Times New Roman" w:cs="Times New Roman" w:eastAsia="Times New Roman" w:hAnsi="Times New Roman"/>
-          <w:b/>
-          <w:bCs/>
-          <w:i w:val="false"/>
-          <w:iCs w:val="false"/>
-          <w:sz w:val="22"/>
-          <w:szCs w:val="22"/>
-        </w:rPr>
-        <w:t xml:space="preserve">Контрагенты и инвесторы.</w:t>
-      </w:r>
-      <w:r>
-        <w:rPr>
-          <w:rFonts w:ascii="Times New Roman" w:cs="Times New Roman" w:eastAsia="Times New Roman" w:hAnsi="Times New Roman"/>
-          <w:b w:val="false"/>
-          <w:bCs w:val="false"/>
-          <w:i w:val="false"/>
-          <w:iCs w:val="false"/>
-          <w:sz w:val="22"/>
-          <w:szCs w:val="22"/>
-        </w:rPr>
-        <w:t xml:space="preserve"> Данные о компании доступны в сервисе «Прозрачный бизнес», и при проверке партнёра на них обращают внимание.</w:t>
-      </w:r>
-    </w:p>
-    <w:p>
-      <w:pPr>
-        <w:spacing w:after="120" w:before="300"/>
-      </w:pPr>
-      <w:r>
-        <w:rPr>
-          <w:rFonts w:ascii="Arial" w:cs="Arial" w:eastAsia="Arial" w:hAnsi="Arial"/>
-          <w:b/>
-          <w:bCs/>
-          <w:color w:val="1F3864"/>
-          <w:sz w:val="26"/>
-          <w:szCs w:val="26"/>
-        </w:rPr>
-        <w:t xml:space="preserve">Что на самом деле смотрят банки</w:t>
-      </w:r>
-    </w:p>
-    <w:p>
-      <w:pPr>
-        <w:shd w:fill="FFF2CC" w:color="auto" w:val="clear"/>
-        <w:spacing w:after="40" w:before="160"/>
-      </w:pPr>
-      <w:r>
-        <w:rPr>
-          <w:rFonts w:ascii="Arial" w:cs="Arial" w:eastAsia="Arial" w:hAnsi="Arial"/>
-          <w:b/>
-          <w:bCs/>
-          <w:color w:val="444444"/>
-          <w:sz w:val="16"/>
-          <w:szCs w:val="16"/>
-        </w:rPr>
-        <w:t xml:space="preserve">▌ИСПРАВЛЕНО ПО ПЕРВОИСТОЧНИКУ</w:t>
-      </w:r>
-    </w:p>
-    <w:p>
-      <w:pPr>
-        <w:shd w:fill="FFF2CC" w:color="auto" w:val="clear"/>
-        <w:spacing w:after="140" w:line="300"/>
-      </w:pPr>
-      <w:r>
-        <w:rPr>
-          <w:rFonts w:ascii="Times New Roman" w:cs="Times New Roman" w:eastAsia="Times New Roman" w:hAnsi="Times New Roman"/>
-          <w:b w:val="false"/>
-          <w:bCs w:val="false"/>
-          <w:i w:val="false"/>
-          <w:iCs w:val="false"/>
-          <w:sz w:val="22"/>
-          <w:szCs w:val="22"/>
-        </w:rPr>
-        <w:t xml:space="preserve">Банки действительно оценивают операции клиентов — этого требует закон о противодействии легализации доходов (115-ФЗ). Но оценивают они совокупность признаков, а не один показатель.</w:t>
-      </w:r>
-    </w:p>
-    <w:p>
-      <w:pPr>
-        <w:shd w:fill="FFF2CC" w:color="auto" w:val="clear"/>
-        <w:spacing w:after="140" w:line="300"/>
-      </w:pPr>
-      <w:r>
-        <w:rPr>
-          <w:rFonts w:ascii="Times New Roman" w:cs="Times New Roman" w:eastAsia="Times New Roman" w:hAnsi="Times New Roman"/>
-          <w:b w:val="false"/>
-          <w:bCs w:val="false"/>
-          <w:i w:val="false"/>
-          <w:iCs w:val="false"/>
-          <w:sz w:val="22"/>
-          <w:szCs w:val="22"/>
-        </w:rPr>
-        <w:t xml:space="preserve">Ориентир, на который чаще всего ссылаются, появился не в законе, а в методических рекомендациях Банка России от 21.07.2017 № 18-МР. И речь там о другом показателе: доля налоговых платежей, уплаченных со счёта, в </w:t>
-      </w:r>
-      <w:r>
-        <w:rPr>
-          <w:rFonts w:ascii="Times New Roman" w:cs="Times New Roman" w:eastAsia="Times New Roman" w:hAnsi="Times New Roman"/>
-          <w:b/>
-          <w:bCs/>
-          <w:i w:val="false"/>
-          <w:iCs w:val="false"/>
-          <w:sz w:val="22"/>
-          <w:szCs w:val="22"/>
-        </w:rPr>
-        <w:t xml:space="preserve">дебетовом обороте по этому счёту</w:t>
-      </w:r>
-      <w:r>
-        <w:rPr>
-          <w:rFonts w:ascii="Times New Roman" w:cs="Times New Roman" w:eastAsia="Times New Roman" w:hAnsi="Times New Roman"/>
-          <w:b w:val="false"/>
-          <w:bCs w:val="false"/>
-          <w:i w:val="false"/>
-          <w:iCs w:val="false"/>
-          <w:sz w:val="22"/>
-          <w:szCs w:val="22"/>
-        </w:rPr>
-        <w:t xml:space="preserve">. Это не налоговая нагрузка по методике ФНС, где налоги соотносят с выручкой: компания может платить налоги с другого счёта или иметь большой оборот по счёту при небольшой выручке.</w:t>
-      </w:r>
-    </w:p>
-    <w:p>
-      <w:pPr>
-        <w:shd w:fill="FFF2CC" w:color="auto" w:val="clear"/>
-        <w:spacing w:after="140" w:line="300"/>
-      </w:pPr>
-      <w:r>
-        <w:rPr>
-          <w:rFonts w:ascii="Times New Roman" w:cs="Times New Roman" w:eastAsia="Times New Roman" w:hAnsi="Times New Roman"/>
-          <w:b w:val="false"/>
-          <w:bCs w:val="false"/>
-          <w:i w:val="false"/>
-          <w:iCs w:val="false"/>
-          <w:sz w:val="22"/>
-          <w:szCs w:val="22"/>
-        </w:rPr>
-        <w:t xml:space="preserve">Главное: сам по себе этот показатель не является достаточным основанием признать операции сомнительными. Банк оценивает его вместе с другими признаками и вправе установить собственный уровень.</w:t>
-      </w:r>
-    </w:p>
-    <w:p>
-      <w:pPr>
-        <w:shd w:fill="FFF2CC" w:color="auto" w:val="clear"/>
-        <w:spacing w:after="140"/>
-      </w:pPr>
+        <w:t xml:space="preserve">Источник: </w:t>
+      </w:r>
+      <w:hyperlink w:history="1" r:id="rIdv8aie0wfwuudwplh7zxtd">
+        <w:r>
+          <w:rPr>
+            <w:rFonts w:ascii="Arial" w:cs="Arial" w:eastAsia="Arial" w:hAnsi="Arial"/>
+            <w:color w:val="0563C1"/>
+            <w:sz w:val="18"/>
+            <w:szCs w:val="18"/>
+            <w:u w:val="single"/>
+          </w:rPr>
+          <w:t xml:space="preserve">Федеральный закон от 28.11.2025 № 425-ФЗ</w:t>
+        </w:r>
+      </w:hyperlink>
       <w:r>
         <w:rPr>
           <w:rFonts w:ascii="Arial" w:cs="Arial" w:eastAsia="Arial" w:hAnsi="Arial"/>
@@ -2927,82 +2781,20 @@
           <w:sz w:val="18"/>
           <w:szCs w:val="18"/>
         </w:rPr>
-        <w:t xml:space="preserve">В статье сейчас: «Согласно требованиям закона 115-ФЗ налоговая нагрузка менее 1% считается одним из признаков легализации и может повлечь за собой отказ банка обслуживать вашу компанию». ТЗ просило это проверить. Неточны три вещи: порога нет в законе; показатель другой (0,9% от оборота по счёту, а не нагрузка к выручке); сам по себе он не основание для отказа. Кроме того, подтвердить, что рекомендации 2017 года действуют в прежнем виде на 2026 год, по доступным источникам не удалось, поэтому конкретную цифру как действующую норму не приводим.</w:t>
-      </w:r>
-    </w:p>
-    <w:p>
-      <w:pPr>
-        <w:spacing w:after="120" w:before="300"/>
-      </w:pPr>
-      <w:r>
-        <w:rPr>
-          <w:rFonts w:ascii="Arial" w:cs="Arial" w:eastAsia="Arial" w:hAnsi="Arial"/>
-          <w:b/>
-          <w:bCs/>
-          <w:color w:val="1F3864"/>
-          <w:sz w:val="26"/>
-          <w:szCs w:val="26"/>
-        </w:rPr>
-        <w:t xml:space="preserve">Чем грозит низкая налоговая нагрузка</w:t>
-      </w:r>
-    </w:p>
-    <w:p>
-      <w:pPr>
-        <w:spacing w:after="140" w:line="300"/>
-      </w:pPr>
-      <w:r>
-        <w:rPr>
-          <w:rFonts w:ascii="Times New Roman" w:cs="Times New Roman" w:eastAsia="Times New Roman" w:hAnsi="Times New Roman"/>
-          <w:b w:val="false"/>
-          <w:bCs w:val="false"/>
-          <w:i w:val="false"/>
-          <w:iCs w:val="false"/>
-          <w:sz w:val="22"/>
-          <w:szCs w:val="22"/>
-        </w:rPr>
-        <w:t xml:space="preserve">Само по себе отклонение от среднеотраслевого значения не является достаточным основанием для доначисления налогов. Но если показатель на протяжении нескольких лет находится на стабильно низком уровне, это может стать основанием для проведения выездной налоговой проверки.</w:t>
-      </w:r>
-    </w:p>
-    <w:p>
-      <w:pPr>
-        <w:shd w:fill="FFF2CC" w:color="auto" w:val="clear"/>
-        <w:spacing w:after="40" w:before="160"/>
-      </w:pPr>
-      <w:r>
-        <w:rPr>
-          <w:rFonts w:ascii="Arial" w:cs="Arial" w:eastAsia="Arial" w:hAnsi="Arial"/>
-          <w:b/>
-          <w:bCs/>
-          <w:color w:val="444444"/>
-          <w:sz w:val="16"/>
-          <w:szCs w:val="16"/>
-        </w:rPr>
-        <w:t xml:space="preserve">▌ИСПРАВЛЕНО ПО ПЕРВОИСТОЧНИКУ</w:t>
-      </w:r>
-    </w:p>
-    <w:p>
-      <w:pPr>
-        <w:shd w:fill="FFF2CC" w:color="auto" w:val="clear"/>
-        <w:spacing w:after="140" w:line="300"/>
-      </w:pPr>
-      <w:r>
-        <w:rPr>
-          <w:rFonts w:ascii="Times New Roman" w:cs="Times New Roman" w:eastAsia="Times New Roman" w:hAnsi="Times New Roman"/>
-          <w:b w:val="false"/>
-          <w:bCs w:val="false"/>
-          <w:i w:val="false"/>
-          <w:iCs w:val="false"/>
-          <w:sz w:val="22"/>
-          <w:szCs w:val="22"/>
-        </w:rPr>
-        <w:t xml:space="preserve">Это предусмотрено Концепцией системы планирования выездных налоговых проверок, утверждённой приказом ФНС России от 30.05.2007 № ММ-3-06/333@. Низкая нагрузка — первый из общедоступных критериев, по которым налогоплательщик может самостоятельно оценить свои риски.</w:t>
-      </w:r>
-    </w:p>
-    <w:p>
-      <w:pPr>
-        <w:shd w:fill="FFF2CC" w:color="auto" w:val="clear"/>
-        <w:spacing w:after="140"/>
-      </w:pPr>
+        <w:t xml:space="preserve"> (действует в редакции от 26.06.2026); ставка НДС — </w:t>
+      </w:r>
+      <w:hyperlink w:history="1" r:id="rIdqkgiyxv58sf05-m2sxbav">
+        <w:r>
+          <w:rPr>
+            <w:rFonts w:ascii="Arial" w:cs="Arial" w:eastAsia="Arial" w:hAnsi="Arial"/>
+            <w:color w:val="0563C1"/>
+            <w:sz w:val="18"/>
+            <w:szCs w:val="18"/>
+            <w:u w:val="single"/>
+          </w:rPr>
+          <w:t xml:space="preserve">ст. 164 НК РФ</w:t>
+        </w:r>
+      </w:hyperlink>
       <w:r>
         <w:rPr>
           <w:rFonts w:ascii="Arial" w:cs="Arial" w:eastAsia="Arial" w:hAnsi="Arial"/>
@@ -3014,6 +2806,401 @@
           <w:sz w:val="18"/>
           <w:szCs w:val="18"/>
         </w:rPr>
+        <w:t xml:space="preserve">; порог освобождения на УСН — </w:t>
+      </w:r>
+      <w:hyperlink w:history="1" r:id="rIdvd7pxsigis0knsbp5xa-6">
+        <w:r>
+          <w:rPr>
+            <w:rFonts w:ascii="Arial" w:cs="Arial" w:eastAsia="Arial" w:hAnsi="Arial"/>
+            <w:color w:val="0563C1"/>
+            <w:sz w:val="18"/>
+            <w:szCs w:val="18"/>
+            <w:u w:val="single"/>
+          </w:rPr>
+          <w:t xml:space="preserve">обзор изменений ст. 145 НК РФ</w:t>
+        </w:r>
+      </w:hyperlink>
+      <w:r>
+        <w:rPr>
+          <w:rFonts w:ascii="Arial" w:cs="Arial" w:eastAsia="Arial" w:hAnsi="Arial"/>
+          <w:b w:val="false"/>
+          <w:bCs w:val="false"/>
+          <w:i/>
+          <w:iCs/>
+          <w:color w:val="666666"/>
+          <w:sz w:val="18"/>
+          <w:szCs w:val="18"/>
+        </w:rPr>
+        <w:t xml:space="preserve">. Проверено 27.10.2026</w:t>
+      </w:r>
+    </w:p>
+    <w:p>
+      <w:pPr>
+        <w:spacing w:after="120" w:before="300"/>
+      </w:pPr>
+      <w:r>
+        <w:rPr>
+          <w:rFonts w:ascii="Arial" w:cs="Arial" w:eastAsia="Arial" w:hAnsi="Arial"/>
+          <w:b/>
+          <w:bCs/>
+          <w:color w:val="1F3864"/>
+          <w:sz w:val="26"/>
+          <w:szCs w:val="26"/>
+        </w:rPr>
+        <w:t xml:space="preserve">Кто и зачем следит за уровнем налоговой нагрузки</w:t>
+      </w:r>
+    </w:p>
+    <w:p>
+      <w:pPr>
+        <w:shd w:fill="D9EAD3" w:color="auto" w:val="clear"/>
+        <w:spacing w:after="40" w:before="160"/>
+      </w:pPr>
+      <w:r>
+        <w:rPr>
+          <w:rFonts w:ascii="Arial" w:cs="Arial" w:eastAsia="Arial" w:hAnsi="Arial"/>
+          <w:b/>
+          <w:bCs/>
+          <w:color w:val="444444"/>
+          <w:sz w:val="16"/>
+          <w:szCs w:val="16"/>
+        </w:rPr>
+        <w:t xml:space="preserve">▌ДОБАВЛЕНО ПО ТЗ</w:t>
+      </w:r>
+    </w:p>
+    <w:p>
+      <w:pPr>
+        <w:shd w:fill="D9EAD3" w:color="auto" w:val="clear"/>
+        <w:spacing w:after="140" w:line="300"/>
+      </w:pPr>
+      <w:r>
+        <w:rPr>
+          <w:rFonts w:ascii="Times New Roman" w:cs="Times New Roman" w:eastAsia="Times New Roman" w:hAnsi="Times New Roman"/>
+          <w:b/>
+          <w:bCs/>
+          <w:i w:val="false"/>
+          <w:iCs w:val="false"/>
+          <w:sz w:val="22"/>
+          <w:szCs w:val="22"/>
+        </w:rPr>
+        <w:t xml:space="preserve">Налоговая служба.</w:t>
+      </w:r>
+      <w:r>
+        <w:rPr>
+          <w:rFonts w:ascii="Times New Roman" w:cs="Times New Roman" w:eastAsia="Times New Roman" w:hAnsi="Times New Roman"/>
+          <w:b w:val="false"/>
+          <w:bCs w:val="false"/>
+          <w:i w:val="false"/>
+          <w:iCs w:val="false"/>
+          <w:sz w:val="22"/>
+          <w:szCs w:val="22"/>
+        </w:rPr>
+        <w:t xml:space="preserve"> Для неё налоговая нагрузка — основной индикатор налоговой дисциплины. Инспекция сравнивает показатель компании со среднеотраслевым по её виду деятельности и использует отклонение как один из критериев отбора на выездную проверку.</w:t>
+      </w:r>
+    </w:p>
+    <w:p>
+      <w:pPr>
+        <w:shd w:fill="D9EAD3" w:color="auto" w:val="clear"/>
+        <w:spacing w:after="140" w:line="300"/>
+      </w:pPr>
+      <w:r>
+        <w:rPr>
+          <w:rFonts w:ascii="Times New Roman" w:cs="Times New Roman" w:eastAsia="Times New Roman" w:hAnsi="Times New Roman"/>
+          <w:b/>
+          <w:bCs/>
+          <w:i w:val="false"/>
+          <w:iCs w:val="false"/>
+          <w:sz w:val="22"/>
+          <w:szCs w:val="22"/>
+        </w:rPr>
+        <w:t xml:space="preserve">Сам бизнес.</w:t>
+      </w:r>
+      <w:r>
+        <w:rPr>
+          <w:rFonts w:ascii="Times New Roman" w:cs="Times New Roman" w:eastAsia="Times New Roman" w:hAnsi="Times New Roman"/>
+          <w:b w:val="false"/>
+          <w:bCs w:val="false"/>
+          <w:i w:val="false"/>
+          <w:iCs w:val="false"/>
+          <w:sz w:val="22"/>
+          <w:szCs w:val="22"/>
+        </w:rPr>
+        <w:t xml:space="preserve"> Показатель нужен не только для спокойствия: он показывает, насколько эффективно выбран налоговый режим. Нагрузка заметно выше отраслевой — возможно, компания переплачивает и режим подобран неудачно. Заметно ниже — есть риск вопросов.</w:t>
+      </w:r>
+    </w:p>
+    <w:p>
+      <w:pPr>
+        <w:shd w:fill="D9EAD3" w:color="auto" w:val="clear"/>
+        <w:spacing w:after="140" w:line="300"/>
+      </w:pPr>
+      <w:r>
+        <w:rPr>
+          <w:rFonts w:ascii="Times New Roman" w:cs="Times New Roman" w:eastAsia="Times New Roman" w:hAnsi="Times New Roman"/>
+          <w:b/>
+          <w:bCs/>
+          <w:i w:val="false"/>
+          <w:iCs w:val="false"/>
+          <w:sz w:val="22"/>
+          <w:szCs w:val="22"/>
+        </w:rPr>
+        <w:t xml:space="preserve">Банки.</w:t>
+      </w:r>
+      <w:r>
+        <w:rPr>
+          <w:rFonts w:ascii="Times New Roman" w:cs="Times New Roman" w:eastAsia="Times New Roman" w:hAnsi="Times New Roman"/>
+          <w:b w:val="false"/>
+          <w:bCs w:val="false"/>
+          <w:i w:val="false"/>
+          <w:iCs w:val="false"/>
+          <w:sz w:val="22"/>
+          <w:szCs w:val="22"/>
+        </w:rPr>
+        <w:t xml:space="preserve"> Они смотрят не на налоговую нагрузку в понимании ФНС, а на операции по счёту — об этом ниже отдельно.</w:t>
+      </w:r>
+    </w:p>
+    <w:p>
+      <w:pPr>
+        <w:shd w:fill="D9EAD3" w:color="auto" w:val="clear"/>
+        <w:spacing w:after="140" w:line="300"/>
+      </w:pPr>
+      <w:r>
+        <w:rPr>
+          <w:rFonts w:ascii="Times New Roman" w:cs="Times New Roman" w:eastAsia="Times New Roman" w:hAnsi="Times New Roman"/>
+          <w:b/>
+          <w:bCs/>
+          <w:i w:val="false"/>
+          <w:iCs w:val="false"/>
+          <w:sz w:val="22"/>
+          <w:szCs w:val="22"/>
+        </w:rPr>
+        <w:t xml:space="preserve">Контрагенты и инвесторы.</w:t>
+      </w:r>
+      <w:r>
+        <w:rPr>
+          <w:rFonts w:ascii="Times New Roman" w:cs="Times New Roman" w:eastAsia="Times New Roman" w:hAnsi="Times New Roman"/>
+          <w:b w:val="false"/>
+          <w:bCs w:val="false"/>
+          <w:i w:val="false"/>
+          <w:iCs w:val="false"/>
+          <w:sz w:val="22"/>
+          <w:szCs w:val="22"/>
+        </w:rPr>
+        <w:t xml:space="preserve"> Данные о компании доступны в сервисе «Прозрачный бизнес», и при проверке партнёра на них обращают внимание.</w:t>
+      </w:r>
+    </w:p>
+    <w:p>
+      <w:pPr>
+        <w:spacing w:after="120" w:before="300"/>
+      </w:pPr>
+      <w:r>
+        <w:rPr>
+          <w:rFonts w:ascii="Arial" w:cs="Arial" w:eastAsia="Arial" w:hAnsi="Arial"/>
+          <w:b/>
+          <w:bCs/>
+          <w:color w:val="1F3864"/>
+          <w:sz w:val="26"/>
+          <w:szCs w:val="26"/>
+        </w:rPr>
+        <w:t xml:space="preserve">Что на самом деле смотрят банки</w:t>
+      </w:r>
+    </w:p>
+    <w:p>
+      <w:pPr>
+        <w:shd w:fill="FFF2CC" w:color="auto" w:val="clear"/>
+        <w:spacing w:after="40" w:before="160"/>
+      </w:pPr>
+      <w:r>
+        <w:rPr>
+          <w:rFonts w:ascii="Arial" w:cs="Arial" w:eastAsia="Arial" w:hAnsi="Arial"/>
+          <w:b/>
+          <w:bCs/>
+          <w:color w:val="444444"/>
+          <w:sz w:val="16"/>
+          <w:szCs w:val="16"/>
+        </w:rPr>
+        <w:t xml:space="preserve">▌ИСПРАВЛЕНО ПО ПЕРВОИСТОЧНИКУ</w:t>
+      </w:r>
+    </w:p>
+    <w:p>
+      <w:pPr>
+        <w:shd w:fill="FFF2CC" w:color="auto" w:val="clear"/>
+        <w:spacing w:after="140" w:line="300"/>
+      </w:pPr>
+      <w:r>
+        <w:rPr>
+          <w:rFonts w:ascii="Times New Roman" w:cs="Times New Roman" w:eastAsia="Times New Roman" w:hAnsi="Times New Roman"/>
+          <w:b w:val="false"/>
+          <w:bCs w:val="false"/>
+          <w:i w:val="false"/>
+          <w:iCs w:val="false"/>
+          <w:sz w:val="22"/>
+          <w:szCs w:val="22"/>
+        </w:rPr>
+        <w:t xml:space="preserve">Банки действительно оценивают операции клиентов — этого требует закон о противодействии легализации доходов (115-ФЗ). Но оценивают они совокупность признаков, а не один показатель.</w:t>
+      </w:r>
+    </w:p>
+    <w:p>
+      <w:pPr>
+        <w:shd w:fill="FFF2CC" w:color="auto" w:val="clear"/>
+        <w:spacing w:after="140" w:line="300"/>
+      </w:pPr>
+      <w:r>
+        <w:rPr>
+          <w:rFonts w:ascii="Times New Roman" w:cs="Times New Roman" w:eastAsia="Times New Roman" w:hAnsi="Times New Roman"/>
+          <w:b w:val="false"/>
+          <w:bCs w:val="false"/>
+          <w:i w:val="false"/>
+          <w:iCs w:val="false"/>
+          <w:sz w:val="22"/>
+          <w:szCs w:val="22"/>
+        </w:rPr>
+        <w:t xml:space="preserve">Ориентир, на который чаще всего ссылаются, появился не в законе, а в методических рекомендациях Банка России от 21.07.2017 № 18-МР. И речь там о другом показателе: доля налоговых платежей, уплаченных со счёта, в </w:t>
+      </w:r>
+      <w:r>
+        <w:rPr>
+          <w:rFonts w:ascii="Times New Roman" w:cs="Times New Roman" w:eastAsia="Times New Roman" w:hAnsi="Times New Roman"/>
+          <w:b/>
+          <w:bCs/>
+          <w:i w:val="false"/>
+          <w:iCs w:val="false"/>
+          <w:sz w:val="22"/>
+          <w:szCs w:val="22"/>
+        </w:rPr>
+        <w:t xml:space="preserve">дебетовом обороте по этому счёту</w:t>
+      </w:r>
+      <w:r>
+        <w:rPr>
+          <w:rFonts w:ascii="Times New Roman" w:cs="Times New Roman" w:eastAsia="Times New Roman" w:hAnsi="Times New Roman"/>
+          <w:b w:val="false"/>
+          <w:bCs w:val="false"/>
+          <w:i w:val="false"/>
+          <w:iCs w:val="false"/>
+          <w:sz w:val="22"/>
+          <w:szCs w:val="22"/>
+        </w:rPr>
+        <w:t xml:space="preserve">. Это не налоговая нагрузка по методике ФНС, где налоги соотносят с выручкой: компания может платить налоги с другого счёта или иметь большой оборот по счёту при небольшой выручке.</w:t>
+      </w:r>
+    </w:p>
+    <w:p>
+      <w:pPr>
+        <w:shd w:fill="FFF2CC" w:color="auto" w:val="clear"/>
+        <w:spacing w:after="140" w:line="300"/>
+      </w:pPr>
+      <w:r>
+        <w:rPr>
+          <w:rFonts w:ascii="Times New Roman" w:cs="Times New Roman" w:eastAsia="Times New Roman" w:hAnsi="Times New Roman"/>
+          <w:b w:val="false"/>
+          <w:bCs w:val="false"/>
+          <w:i w:val="false"/>
+          <w:iCs w:val="false"/>
+          <w:sz w:val="22"/>
+          <w:szCs w:val="22"/>
+        </w:rPr>
+        <w:t xml:space="preserve">Главное: сам по себе этот показатель не является достаточным основанием признать операции сомнительными. Банк оценивает его вместе с другими признаками и вправе установить собственный уровень.</w:t>
+      </w:r>
+    </w:p>
+    <w:p>
+      <w:pPr>
+        <w:shd w:fill="FFF2CC" w:color="auto" w:val="clear"/>
+        <w:spacing w:after="140"/>
+      </w:pPr>
+      <w:r>
+        <w:rPr>
+          <w:rFonts w:ascii="Arial" w:cs="Arial" w:eastAsia="Arial" w:hAnsi="Arial"/>
+          <w:b w:val="false"/>
+          <w:bCs w:val="false"/>
+          <w:i/>
+          <w:iCs/>
+          <w:color w:val="666666"/>
+          <w:sz w:val="18"/>
+          <w:szCs w:val="18"/>
+        </w:rPr>
+        <w:t xml:space="preserve">В статье сейчас: «Согласно требованиям закона 115-ФЗ налоговая нагрузка менее 1% считается одним из признаков легализации и может повлечь за собой отказ банка обслуживать вашу компанию». ТЗ просило это проверить. Неточны три вещи: порога нет в законе; показатель другой (0,9% от оборота по счёту, а не нагрузка к выручке); сам по себе он не основание для отказа. Кроме того, подтвердить, что рекомендации 2017 года действуют в прежнем виде на 2026 год, по доступным источникам не удалось, поэтому конкретную цифру как действующую норму не приводим.</w:t>
+      </w:r>
+    </w:p>
+    <w:p>
+      <w:pPr>
+        <w:spacing w:after="120" w:before="300"/>
+      </w:pPr>
+      <w:r>
+        <w:rPr>
+          <w:rFonts w:ascii="Arial" w:cs="Arial" w:eastAsia="Arial" w:hAnsi="Arial"/>
+          <w:b/>
+          <w:bCs/>
+          <w:color w:val="1F3864"/>
+          <w:sz w:val="26"/>
+          <w:szCs w:val="26"/>
+        </w:rPr>
+        <w:t xml:space="preserve">Чем грозит низкая налоговая нагрузка</w:t>
+      </w:r>
+    </w:p>
+    <w:p>
+      <w:pPr>
+        <w:spacing w:after="140" w:line="300"/>
+      </w:pPr>
+      <w:r>
+        <w:rPr>
+          <w:rFonts w:ascii="Times New Roman" w:cs="Times New Roman" w:eastAsia="Times New Roman" w:hAnsi="Times New Roman"/>
+          <w:b w:val="false"/>
+          <w:bCs w:val="false"/>
+          <w:i w:val="false"/>
+          <w:iCs w:val="false"/>
+          <w:sz w:val="22"/>
+          <w:szCs w:val="22"/>
+        </w:rPr>
+        <w:t xml:space="preserve">Само по себе отклонение от среднеотраслевого значения не является достаточным основанием для доначисления налогов. Но если показатель на протяжении нескольких лет находится на стабильно низком уровне, это может стать основанием для проведения выездной налоговой проверки.</w:t>
+      </w:r>
+    </w:p>
+    <w:p>
+      <w:pPr>
+        <w:shd w:fill="FFF2CC" w:color="auto" w:val="clear"/>
+        <w:spacing w:after="40" w:before="160"/>
+      </w:pPr>
+      <w:r>
+        <w:rPr>
+          <w:rFonts w:ascii="Arial" w:cs="Arial" w:eastAsia="Arial" w:hAnsi="Arial"/>
+          <w:b/>
+          <w:bCs/>
+          <w:color w:val="444444"/>
+          <w:sz w:val="16"/>
+          <w:szCs w:val="16"/>
+        </w:rPr>
+        <w:t xml:space="preserve">▌ИСПРАВЛЕНО ПО ПЕРВОИСТОЧНИКУ</w:t>
+      </w:r>
+    </w:p>
+    <w:p>
+      <w:pPr>
+        <w:shd w:fill="FFF2CC" w:color="auto" w:val="clear"/>
+        <w:spacing w:after="140" w:line="300"/>
+      </w:pPr>
+      <w:r>
+        <w:rPr>
+          <w:rFonts w:ascii="Times New Roman" w:cs="Times New Roman" w:eastAsia="Times New Roman" w:hAnsi="Times New Roman"/>
+          <w:b w:val="false"/>
+          <w:bCs w:val="false"/>
+          <w:i w:val="false"/>
+          <w:iCs w:val="false"/>
+          <w:sz w:val="22"/>
+          <w:szCs w:val="22"/>
+        </w:rPr>
+        <w:t xml:space="preserve">Это предусмотрено Концепцией системы планирования выездных налоговых проверок, утверждённой приказом ФНС России от 30.05.2007 № ММ-3-06/333@. Низкая нагрузка — первый из общедоступных критериев, по которым налогоплательщик может самостоятельно оценить свои риски.</w:t>
+      </w:r>
+    </w:p>
+    <w:p>
+      <w:pPr>
+        <w:shd w:fill="FFF2CC" w:color="auto" w:val="clear"/>
+        <w:spacing w:after="140"/>
+      </w:pPr>
+      <w:r>
+        <w:rPr>
+          <w:rFonts w:ascii="Arial" w:cs="Arial" w:eastAsia="Arial" w:hAnsi="Arial"/>
+          <w:b w:val="false"/>
+          <w:bCs w:val="false"/>
+          <w:i/>
+          <w:iCs/>
+          <w:color w:val="666666"/>
+          <w:sz w:val="18"/>
+          <w:szCs w:val="18"/>
+        </w:rPr>
         <w:t xml:space="preserve">В статье приказ назван без номера. Добавлен номер и указано, что это критерий самостоятельной оценки рисков — у него есть официальное название.</w:t>
       </w:r>
     </w:p>
@@ -3387,7 +3574,7 @@
         <w:shd w:fill="D9EAD3" w:color="auto" w:val="clear"/>
         <w:spacing w:after="80" w:line="300"/>
       </w:pPr>
-      <w:hyperlink w:history="1" r:id="rIdkz8so5fu1hsfy4bsg9mpy">
+      <w:hyperlink w:history="1" r:id="rIdglkvvytswi1gknl0acwtc">
         <w:r>
           <w:rPr>
             <w:rFonts w:ascii="Times New Roman" w:cs="Times New Roman" w:eastAsia="Times New Roman" w:hAnsi="Times New Roman"/>
@@ -3422,7 +3609,7 @@
         <w:shd w:fill="D9EAD3" w:color="auto" w:val="clear"/>
         <w:spacing w:after="80" w:line="300"/>
       </w:pPr>
-      <w:hyperlink w:history="1" r:id="rId2pyg00nybrjjxkdccc164">
+      <w:hyperlink w:history="1" r:id="rIduycby6e-ryrkpcsisy5wk">
         <w:r>
           <w:rPr>
             <w:rFonts w:ascii="Times New Roman" w:cs="Times New Roman" w:eastAsia="Times New Roman" w:hAnsi="Times New Roman"/>
@@ -3457,7 +3644,7 @@
         <w:shd w:fill="D9EAD3" w:color="auto" w:val="clear"/>
         <w:spacing w:after="80" w:line="300"/>
       </w:pPr>
-      <w:hyperlink w:history="1" r:id="rIdp1xnpav0h4hsbeqo6gv7m">
+      <w:hyperlink w:history="1" r:id="rIdmmxjbqnrekroyzomgkoj9">
         <w:r>
           <w:rPr>
             <w:rFonts w:ascii="Times New Roman" w:cs="Times New Roman" w:eastAsia="Times New Roman" w:hAnsi="Times New Roman"/>
@@ -3868,18 +4055,42 @@
             <w:pPr>
               <w:spacing w:after="40"/>
             </w:pPr>
-            <w:r>
-              <w:rPr>
-                <w:rFonts w:ascii="Times New Roman" w:cs="Times New Roman" w:eastAsia="Times New Roman" w:hAnsi="Times New Roman"/>
-                <w:b w:val="false"/>
-                <w:bCs w:val="false"/>
-                <w:i w:val="false"/>
-                <w:iCs w:val="false"/>
-                <w:sz w:val="20"/>
-                <w:szCs w:val="20"/>
-              </w:rPr>
-              <w:t xml:space="preserve">Информация ФНС России от 05.05.2026; приложение № 3 к приказу ФНС России от 30.05.2007 № ММ-3-06/333@</w:t>
-            </w:r>
+            <w:hyperlink w:history="1" r:id="rIdvxw7gkc-qbuik1dot7hd3">
+              <w:r>
+                <w:rPr>
+                  <w:rFonts w:ascii="Times New Roman" w:cs="Times New Roman" w:eastAsia="Times New Roman" w:hAnsi="Times New Roman"/>
+                  <w:color w:val="0563C1"/>
+                  <w:sz w:val="20"/>
+                  <w:szCs w:val="20"/>
+                  <w:u w:val="single"/>
+                </w:rPr>
+                <w:t xml:space="preserve">Информация ФНС России от 05.05.2026</w:t>
+              </w:r>
+            </w:hyperlink>
+            <w:r>
+              <w:rPr>
+                <w:rFonts w:ascii="Times New Roman" w:cs="Times New Roman" w:eastAsia="Times New Roman" w:hAnsi="Times New Roman"/>
+                <w:b w:val="false"/>
+                <w:bCs w:val="false"/>
+                <w:i w:val="false"/>
+                <w:iCs w:val="false"/>
+                <w:sz w:val="20"/>
+                <w:szCs w:val="20"/>
+              </w:rPr>
+              <w:t xml:space="preserve">; приложение № 3 к </w:t>
+            </w:r>
+            <w:hyperlink w:history="1" r:id="rIduil4d1dzdqjqxalkld_nz">
+              <w:r>
+                <w:rPr>
+                  <w:rFonts w:ascii="Times New Roman" w:cs="Times New Roman" w:eastAsia="Times New Roman" w:hAnsi="Times New Roman"/>
+                  <w:color w:val="0563C1"/>
+                  <w:sz w:val="20"/>
+                  <w:szCs w:val="20"/>
+                  <w:u w:val="single"/>
+                </w:rPr>
+                <w:t xml:space="preserve">приказу ФНС России от 30.05.2007 № ММ-3-06/333@</w:t>
+              </w:r>
+            </w:hyperlink>
           </w:p>
         </w:tc>
       </w:tr>
@@ -3919,17 +4130,29 @@
             <w:pPr>
               <w:spacing w:after="40"/>
             </w:pPr>
-            <w:r>
-              <w:rPr>
-                <w:rFonts w:ascii="Times New Roman" w:cs="Times New Roman" w:eastAsia="Times New Roman" w:hAnsi="Times New Roman"/>
-                <w:b w:val="false"/>
-                <w:bCs w:val="false"/>
-                <w:i w:val="false"/>
-                <w:iCs w:val="false"/>
-                <w:sz w:val="20"/>
-                <w:szCs w:val="20"/>
-              </w:rPr>
-              <w:t xml:space="preserve">приказ ФНС России от 30.05.2007 № ММ-3-06/333@ «Об утверждении Концепции системы планирования выездных налоговых проверок»</w:t>
+            <w:hyperlink w:history="1" r:id="rId0dksrlsrem7ucphmzfrkm">
+              <w:r>
+                <w:rPr>
+                  <w:rFonts w:ascii="Times New Roman" w:cs="Times New Roman" w:eastAsia="Times New Roman" w:hAnsi="Times New Roman"/>
+                  <w:color w:val="0563C1"/>
+                  <w:sz w:val="20"/>
+                  <w:szCs w:val="20"/>
+                  <w:u w:val="single"/>
+                </w:rPr>
+                <w:t xml:space="preserve">приказ ФНС России от 30.05.2007 № ММ-3-06/333@</w:t>
+              </w:r>
+            </w:hyperlink>
+            <w:r>
+              <w:rPr>
+                <w:rFonts w:ascii="Times New Roman" w:cs="Times New Roman" w:eastAsia="Times New Roman" w:hAnsi="Times New Roman"/>
+                <w:b w:val="false"/>
+                <w:bCs w:val="false"/>
+                <w:i w:val="false"/>
+                <w:iCs w:val="false"/>
+                <w:sz w:val="20"/>
+                <w:szCs w:val="20"/>
+              </w:rPr>
+              <w:t xml:space="preserve"> «Об утверждении Концепции системы планирования выездных налоговых проверок»</w:t>
             </w:r>
           </w:p>
         </w:tc>
@@ -3970,18 +4193,18 @@
             <w:pPr>
               <w:spacing w:after="40"/>
             </w:pPr>
-            <w:r>
-              <w:rPr>
-                <w:rFonts w:ascii="Times New Roman" w:cs="Times New Roman" w:eastAsia="Times New Roman" w:hAnsi="Times New Roman"/>
-                <w:b w:val="false"/>
-                <w:bCs w:val="false"/>
-                <w:i w:val="false"/>
-                <w:iCs w:val="false"/>
-                <w:sz w:val="20"/>
-                <w:szCs w:val="20"/>
-              </w:rPr>
-              <w:t xml:space="preserve">Федеральный закон от 28.11.2025 № 425-ФЗ</w:t>
-            </w:r>
+            <w:hyperlink w:history="1" r:id="rIdpqjvgadfoxuhimwim__za">
+              <w:r>
+                <w:rPr>
+                  <w:rFonts w:ascii="Times New Roman" w:cs="Times New Roman" w:eastAsia="Times New Roman" w:hAnsi="Times New Roman"/>
+                  <w:color w:val="0563C1"/>
+                  <w:sz w:val="20"/>
+                  <w:szCs w:val="20"/>
+                  <w:u w:val="single"/>
+                </w:rPr>
+                <w:t xml:space="preserve">Федеральный закон от 28.11.2025 № 425-ФЗ</w:t>
+              </w:r>
+            </w:hyperlink>
           </w:p>
         </w:tc>
       </w:tr>
@@ -4021,18 +4244,42 @@
             <w:pPr>
               <w:spacing w:after="40"/>
             </w:pPr>
-            <w:r>
-              <w:rPr>
-                <w:rFonts w:ascii="Times New Roman" w:cs="Times New Roman" w:eastAsia="Times New Roman" w:hAnsi="Times New Roman"/>
-                <w:b w:val="false"/>
-                <w:bCs w:val="false"/>
-                <w:i w:val="false"/>
-                <w:iCs w:val="false"/>
-                <w:sz w:val="20"/>
-                <w:szCs w:val="20"/>
-              </w:rPr>
-              <w:t xml:space="preserve">Федеральный закон от 07.08.2001 № 115-ФЗ; методические рекомендации Банка России от 21.07.2017 № 18-МР</w:t>
-            </w:r>
+            <w:hyperlink w:history="1" r:id="rIdkfbhpff3qdpu4rkjyye4s">
+              <w:r>
+                <w:rPr>
+                  <w:rFonts w:ascii="Times New Roman" w:cs="Times New Roman" w:eastAsia="Times New Roman" w:hAnsi="Times New Roman"/>
+                  <w:color w:val="0563C1"/>
+                  <w:sz w:val="20"/>
+                  <w:szCs w:val="20"/>
+                  <w:u w:val="single"/>
+                </w:rPr>
+                <w:t xml:space="preserve">Федеральный закон от 07.08.2001 № 115-ФЗ</w:t>
+              </w:r>
+            </w:hyperlink>
+            <w:r>
+              <w:rPr>
+                <w:rFonts w:ascii="Times New Roman" w:cs="Times New Roman" w:eastAsia="Times New Roman" w:hAnsi="Times New Roman"/>
+                <w:b w:val="false"/>
+                <w:bCs w:val="false"/>
+                <w:i w:val="false"/>
+                <w:iCs w:val="false"/>
+                <w:sz w:val="20"/>
+                <w:szCs w:val="20"/>
+              </w:rPr>
+              <w:t xml:space="preserve">; </w:t>
+            </w:r>
+            <w:hyperlink w:history="1" r:id="rIddu56m8fazzzzoyti_aqpp">
+              <w:r>
+                <w:rPr>
+                  <w:rFonts w:ascii="Times New Roman" w:cs="Times New Roman" w:eastAsia="Times New Roman" w:hAnsi="Times New Roman"/>
+                  <w:color w:val="0563C1"/>
+                  <w:sz w:val="20"/>
+                  <w:szCs w:val="20"/>
+                  <w:u w:val="single"/>
+                </w:rPr>
+                <w:t xml:space="preserve">методические рекомендации Банка России от 21.07.2017 № 18-МР</w:t>
+              </w:r>
+            </w:hyperlink>
           </w:p>
         </w:tc>
       </w:tr>

--- a/05-content/articles/nalogovaya-nagruzka/statya-3-nalogovaya-nagruzka.docx
+++ b/05-content/articles/nalogovaya-nagruzka/statya-3-nalogovaya-nagruzka.docx
@@ -128,7 +128,7 @@
         </w:rPr>
         <w:t xml:space="preserve">Дорабатываем статью: </w:t>
       </w:r>
-      <w:hyperlink w:history="1" r:id="rIdjrgs_tuqo-v6et-8ay9mb">
+      <w:hyperlink w:history="1" r:id="rId5yxi2t7tkn3wdi9mivkjw">
         <w:r>
           <w:rPr>
             <w:rFonts w:ascii="Arial" w:cs="Arial" w:eastAsia="Arial" w:hAnsi="Arial"/>
@@ -389,7 +389,7 @@
         </w:rPr>
         <w:t xml:space="preserve">Источник: </w:t>
       </w:r>
-      <w:hyperlink w:history="1" r:id="rIdmmqsmw7munij9clnzrc3d">
+      <w:hyperlink w:history="1" r:id="rIdauhjkx7rjutuj3abugsax">
         <w:r>
           <w:rPr>
             <w:rFonts w:ascii="Arial" w:cs="Arial" w:eastAsia="Arial" w:hAnsi="Arial"/>
@@ -414,7 +414,7 @@
         </w:rPr>
         <w:t xml:space="preserve"> (приложение № 3 к </w:t>
       </w:r>
-      <w:hyperlink w:history="1" r:id="rIdy__74nlu3vlyt8ttv4jr1">
+      <w:hyperlink w:history="1" r:id="rId-7xjrdhtzjv_kso_lzinb">
         <w:r>
           <w:rPr>
             <w:rFonts w:ascii="Arial" w:cs="Arial" w:eastAsia="Arial" w:hAnsi="Arial"/>
@@ -439,7 +439,7 @@
         </w:rPr>
         <w:t xml:space="preserve">); </w:t>
       </w:r>
-      <w:hyperlink w:history="1" r:id="rIdoba3ybrzw1gzwdck5rftd">
+      <w:hyperlink w:history="1" r:id="rIdlojeh0w1sdn-x_ylxyovq">
         <w:r>
           <w:rPr>
             <w:rFonts w:ascii="Arial" w:cs="Arial" w:eastAsia="Arial" w:hAnsi="Arial"/>
@@ -1087,7 +1087,7 @@
           <w:sz w:val="22"/>
           <w:szCs w:val="22"/>
         </w:rPr>
-        <w:t xml:space="preserve">Показатели по отраслям, которые чаще всего встречаются у нашего клиента:</w:t>
+        <w:t xml:space="preserve">Показатели по отраслям, в которых работают наши клиенты:</w:t>
       </w:r>
     </w:p>
     <w:tbl>
@@ -2409,7 +2409,7 @@
         </w:rPr>
         <w:t xml:space="preserve">Источник: </w:t>
       </w:r>
-      <w:hyperlink w:history="1" r:id="rIdydjqpvtg1zytibjvs3fe4">
+      <w:hyperlink w:history="1" r:id="rIdwuj50alyrlnxjya8l0h4h">
         <w:r>
           <w:rPr>
             <w:rFonts w:ascii="Arial" w:cs="Arial" w:eastAsia="Arial" w:hAnsi="Arial"/>
@@ -2434,7 +2434,7 @@
         </w:rPr>
         <w:t xml:space="preserve">, приложение № 3 к </w:t>
       </w:r>
-      <w:hyperlink w:history="1" r:id="rIducocke9oenxh5ost3q1-j">
+      <w:hyperlink w:history="1" r:id="rIdgj4c6odnuwygsu96g-6sc">
         <w:r>
           <w:rPr>
             <w:rFonts w:ascii="Arial" w:cs="Arial" w:eastAsia="Arial" w:hAnsi="Arial"/>
@@ -2492,7 +2492,7 @@
           <w:sz w:val="22"/>
           <w:szCs w:val="22"/>
         </w:rPr>
-        <w:t xml:space="preserve">Главное при сравнении — брать свою строку, а не общий показатель. Разброс между отраслями больше чем в двадцать раз: 2,6% в оптовой торговле и 51,7% в добыче. Нагрузка 4% для оптовика — норма, для пищевого производства — повод объясниться.</w:t>
+        <w:t xml:space="preserve">Главное при сравнении — брать свою строку, а не общий показатель. Разброс между отраслями больше чем в двадцать раз: 2,6% в оптовой торговле и 51,7% в добыче. Нагрузка 4% для оптовой торговли — обычное дело, для пищевого производства — причина для вопросов со стороны инспекции.</w:t>
       </w:r>
     </w:p>
     <w:p>
@@ -2737,7 +2737,7 @@
           <w:sz w:val="22"/>
           <w:szCs w:val="22"/>
         </w:rPr>
-        <w:t xml:space="preserve">И обратное: если нагрузка при этих изменениях осталась на прежнем уровне, это как раз повод разобраться почему — раньше инспекции.</w:t>
+        <w:t xml:space="preserve">Обратная ситуация тоже требует внимания: если при таких изменениях нагрузка осталась на прежнем уровне, стоит разобраться в причинах до того, как это сделает инспекция.</w:t>
       </w:r>
     </w:p>
     <w:p>
@@ -2758,7 +2758,7 @@
         </w:rPr>
         <w:t xml:space="preserve">Источник: </w:t>
       </w:r>
-      <w:hyperlink w:history="1" r:id="rIdv8aie0wfwuudwplh7zxtd">
+      <w:hyperlink w:history="1" r:id="rIdesyox88znaazublv9hp2k">
         <w:r>
           <w:rPr>
             <w:rFonts w:ascii="Arial" w:cs="Arial" w:eastAsia="Arial" w:hAnsi="Arial"/>
@@ -2783,7 +2783,7 @@
         </w:rPr>
         <w:t xml:space="preserve"> (действует в редакции от 26.06.2026); ставка НДС — </w:t>
       </w:r>
-      <w:hyperlink w:history="1" r:id="rIdqkgiyxv58sf05-m2sxbav">
+      <w:hyperlink w:history="1" r:id="rId59fdeeqn17tao_uzdzx4e">
         <w:r>
           <w:rPr>
             <w:rFonts w:ascii="Arial" w:cs="Arial" w:eastAsia="Arial" w:hAnsi="Arial"/>
@@ -2808,7 +2808,7 @@
         </w:rPr>
         <w:t xml:space="preserve">; порог освобождения на УСН — </w:t>
       </w:r>
-      <w:hyperlink w:history="1" r:id="rIdvd7pxsigis0knsbp5xa-6">
+      <w:hyperlink w:history="1" r:id="rId5_m1dfifzi-rkj9b9y-xx">
         <w:r>
           <w:rPr>
             <w:rFonts w:ascii="Arial" w:cs="Arial" w:eastAsia="Arial" w:hAnsi="Arial"/>
@@ -2924,7 +2924,7 @@
           <w:sz w:val="22"/>
           <w:szCs w:val="22"/>
         </w:rPr>
-        <w:t xml:space="preserve"> Показатель нужен не только для спокойствия: он показывает, насколько эффективно выбран налоговый режим. Нагрузка заметно выше отраслевой — возможно, компания переплачивает и режим подобран неудачно. Заметно ниже — есть риск вопросов.</w:t>
+        <w:t xml:space="preserve"> Показатель показывает, насколько удачно выбран налоговый режим. Нагрузка заметно выше отраслевой — возможно, компания переплачивает и режим подобран неудачно. Заметно ниже — есть риск вопросов.</w:t>
       </w:r>
     </w:p>
     <w:p>
@@ -3000,7 +3000,7 @@
           <w:sz w:val="26"/>
           <w:szCs w:val="26"/>
         </w:rPr>
-        <w:t xml:space="preserve">Что на самом деле смотрят банки</w:t>
+        <w:t xml:space="preserve">Что смотрят банки</w:t>
       </w:r>
     </w:p>
     <w:p>
@@ -3287,7 +3287,7 @@
           <w:sz w:val="22"/>
           <w:szCs w:val="22"/>
         </w:rPr>
-        <w:t xml:space="preserve">Законная оптимизация строится на двух вещах: правильном выборе условий, которые закон и так предоставляет, и корректном учёте того, что уже есть.</w:t>
+        <w:t xml:space="preserve">Законная оптимизация складывается из двух частей: выбрать условия, которые закон и так предоставляет, и корректно учесть то, что уже есть.</w:t>
       </w:r>
     </w:p>
     <w:p>
@@ -3480,7 +3480,7 @@
           <w:sz w:val="22"/>
           <w:szCs w:val="22"/>
         </w:rPr>
-        <w:t xml:space="preserve"> Пени и штрафы в нагрузку входят, но пользы не приносят.</w:t>
+        <w:t xml:space="preserve"> Пени и штрафы увеличивают налоговую нагрузку, не принося компании ничего взамен.</w:t>
       </w:r>
     </w:p>
     <w:p>
@@ -3528,7 +3528,7 @@
           <w:sz w:val="22"/>
           <w:szCs w:val="22"/>
         </w:rPr>
-        <w:t xml:space="preserve">И ещё одно: цель — не минимальная нагрузка, а объяснимая. Показатель, который вы можете обосновать документами, безопаснее красивой цифры, за которой ничего не стоит.</w:t>
+        <w:t xml:space="preserve">И ещё одно. Цель — не минимальная нагрузка, а обоснованная: показатель, который вы можете подтвердить документами, безопаснее низкого показателя без объяснения.</w:t>
       </w:r>
     </w:p>
     <w:p>
@@ -3574,7 +3574,7 @@
         <w:shd w:fill="D9EAD3" w:color="auto" w:val="clear"/>
         <w:spacing w:after="80" w:line="300"/>
       </w:pPr>
-      <w:hyperlink w:history="1" r:id="rIdglkvvytswi1gknl0acwtc">
+      <w:hyperlink w:history="1" r:id="rIdf6lecu4-h3hzwyspcz5go">
         <w:r>
           <w:rPr>
             <w:rFonts w:ascii="Times New Roman" w:cs="Times New Roman" w:eastAsia="Times New Roman" w:hAnsi="Times New Roman"/>
@@ -3609,7 +3609,7 @@
         <w:shd w:fill="D9EAD3" w:color="auto" w:val="clear"/>
         <w:spacing w:after="80" w:line="300"/>
       </w:pPr>
-      <w:hyperlink w:history="1" r:id="rIduycby6e-ryrkpcsisy5wk">
+      <w:hyperlink w:history="1" r:id="rId3bwa2h3kpiczjufeaht-s">
         <w:r>
           <w:rPr>
             <w:rFonts w:ascii="Times New Roman" w:cs="Times New Roman" w:eastAsia="Times New Roman" w:hAnsi="Times New Roman"/>
@@ -3644,7 +3644,7 @@
         <w:shd w:fill="D9EAD3" w:color="auto" w:val="clear"/>
         <w:spacing w:after="80" w:line="300"/>
       </w:pPr>
-      <w:hyperlink w:history="1" r:id="rIdmmxjbqnrekroyzomgkoj9">
+      <w:hyperlink w:history="1" r:id="rIdzqzipdpb6usy0rzph8zva">
         <w:r>
           <w:rPr>
             <w:rFonts w:ascii="Times New Roman" w:cs="Times New Roman" w:eastAsia="Times New Roman" w:hAnsi="Times New Roman"/>
@@ -4055,7 +4055,7 @@
             <w:pPr>
               <w:spacing w:after="40"/>
             </w:pPr>
-            <w:hyperlink w:history="1" r:id="rIdvxw7gkc-qbuik1dot7hd3">
+            <w:hyperlink w:history="1" r:id="rId5pijkkxlto1z0luwtoyyw">
               <w:r>
                 <w:rPr>
                   <w:rFonts w:ascii="Times New Roman" w:cs="Times New Roman" w:eastAsia="Times New Roman" w:hAnsi="Times New Roman"/>
@@ -4079,7 +4079,7 @@
               </w:rPr>
               <w:t xml:space="preserve">; приложение № 3 к </w:t>
             </w:r>
-            <w:hyperlink w:history="1" r:id="rIduil4d1dzdqjqxalkld_nz">
+            <w:hyperlink w:history="1" r:id="rIdhgmmayz-qezdgrkik2ckm">
               <w:r>
                 <w:rPr>
                   <w:rFonts w:ascii="Times New Roman" w:cs="Times New Roman" w:eastAsia="Times New Roman" w:hAnsi="Times New Roman"/>
@@ -4130,7 +4130,7 @@
             <w:pPr>
               <w:spacing w:after="40"/>
             </w:pPr>
-            <w:hyperlink w:history="1" r:id="rId0dksrlsrem7ucphmzfrkm">
+            <w:hyperlink w:history="1" r:id="rIdmm6muvhnb0lys5ho3-lm4">
               <w:r>
                 <w:rPr>
                   <w:rFonts w:ascii="Times New Roman" w:cs="Times New Roman" w:eastAsia="Times New Roman" w:hAnsi="Times New Roman"/>
@@ -4193,7 +4193,7 @@
             <w:pPr>
               <w:spacing w:after="40"/>
             </w:pPr>
-            <w:hyperlink w:history="1" r:id="rIdpqjvgadfoxuhimwim__za">
+            <w:hyperlink w:history="1" r:id="rIdrq2efw1ywcastcne0u2ng">
               <w:r>
                 <w:rPr>
                   <w:rFonts w:ascii="Times New Roman" w:cs="Times New Roman" w:eastAsia="Times New Roman" w:hAnsi="Times New Roman"/>
@@ -4244,7 +4244,7 @@
             <w:pPr>
               <w:spacing w:after="40"/>
             </w:pPr>
-            <w:hyperlink w:history="1" r:id="rIdkfbhpff3qdpu4rkjyye4s">
+            <w:hyperlink w:history="1" r:id="rIdw0pixadx_b4ray3sdgnal">
               <w:r>
                 <w:rPr>
                   <w:rFonts w:ascii="Times New Roman" w:cs="Times New Roman" w:eastAsia="Times New Roman" w:hAnsi="Times New Roman"/>
@@ -4268,7 +4268,7 @@
               </w:rPr>
               <w:t xml:space="preserve">; </w:t>
             </w:r>
-            <w:hyperlink w:history="1" r:id="rIddu56m8fazzzzoyti_aqpp">
+            <w:hyperlink w:history="1" r:id="rIdk9y1gzlfz-kywnnnlmznf">
               <w:r>
                 <w:rPr>
                   <w:rFonts w:ascii="Times New Roman" w:cs="Times New Roman" w:eastAsia="Times New Roman" w:hAnsi="Times New Roman"/>
